--- a/skills/payamgostar-contracts/templates/sales-contract.docx
+++ b/skills/payamgostar-contracts/templates/sales-contract.docx
@@ -3046,7 +3046,7 @@
           <w:rtl/>
           <w:lang w:bidi="fa-IR"/>
         </w:rPr>
-        <w:t xml:space="preserve">1)   پرداخت بدون احتساب ارزش افزوده مبلغ {{پیش‌پرداخت ۶۰٪ (ریال)}} ریال به حروف {{پیش‌پرداخت ۶۰٪ به حروف}} ریال جهت تایید و شروع قرارداد الزامیست . </w:t>
+        <w:t xml:space="preserve">1)   پرداخت بدون احتساب ارزش افزوده مبلغ {{پیش‌پرداخت (ریال)}} ریال به حروف {{پیش‌پرداخت به حروف}} ریال جهت تایید و شروع قرارداد الزامیست . </w:t>
       </w:r>
       <w:r>
         <w:rPr>
@@ -3338,7 +3338,7 @@
           <w:rtl/>
           <w:lang w:bidi="fa-IR"/>
         </w:rPr>
-        <w:t xml:space="preserve">2) الباقی مبلغ به همراه 10% مالیات بر ارزش افزوده به ارزش {{باقی‌مانده ۴۰٪ به‌علاوه ارزش افزوده کل (ریال)}} ريال و به حروف {{باقی‌مانده به‌علاوه ارزش افزوده به حروف}} ريال با توافق طرفین قبل از استقرار نرم افزار تسویه نهایی می‌گردد.</w:t>
+        <w:t xml:space="preserve">2) الباقی مبلغ به همراه 10% مالیات بر ارزش افزوده به ارزش {{باقی‌مانده به‌علاوه ارزش افزوده کل (ریال)}} ريال و به حروف {{باقی‌مانده به‌علاوه ارزش افزوده به حروف}} ريال با توافق طرفین قبل از استقرار نرم افزار تسویه نهایی می‌گردد.</w:t>
       </w:r>
       <w:r>
         <w:rPr>
